--- a/docs/수수료정책플랫폼_업무설계서_v0.7.docx
+++ b/docs/수수료정책플랫폼_업무설계서_v0.7.docx
@@ -3162,6 +3162,71 @@
     </w:p>
     <w:p>
       <w:pPr>
+        <w:pStyle w:val="Heading3"/>
+      </w:pPr>
+      <w:r>
+        <w:rPr>
+          <w:rFonts w:ascii="맑은 고딕" w:hAnsi="맑은 고딕" w:eastAsia="맑은 고딕"/>
+          <w:color w:val="000000"/>
+        </w:rPr>
+        <w:t>1.7.1 시스템 업무 흐름 (현업·심사·플랫폼·원장)</w:t>
+      </w:r>
+    </w:p>
+    <w:p>
+      <w:pPr>
+        <w:spacing w:after="120"/>
+      </w:pPr>
+      <w:r>
+        <w:rPr>
+          <w:rFonts w:ascii="맑은 고딕" w:hAnsi="맑은 고딕" w:eastAsia="맑은 고딕"/>
+          <w:i w:val="0"/>
+          <w:sz w:val="21"/>
+        </w:rPr>
+        <w:t>같은 단계를 시스템 관점에서 보면, 각 주체가 언제 무엇을 하는지가 아래처럼 나뉩니다. 등록~활성(왼쪽)과 체결~부과(오른쪽)는 점선으로 구분되며, 활성 이후에는 계좌별 전개 없이 체결 시점에 해석·부과가 일어납니다.</w:t>
+      </w:r>
+    </w:p>
+    <w:p>
+      <w:pPr>
+        <w:spacing w:before="80" w:after="80"/>
+        <w:jc w:val="center"/>
+      </w:pPr>
+      <w:r>
+        <w:drawing>
+          <wp:inline xmlns:a="http://schemas.openxmlformats.org/drawingml/2006/main" xmlns:pic="http://schemas.openxmlformats.org/drawingml/2006/picture">
+            <wp:extent cx="6048000" cy="3195170"/>
+            <wp:docPr id="3" name="Picture 3"/>
+            <wp:cNvGraphicFramePr>
+              <a:graphicFrameLocks noChangeAspect="1"/>
+            </wp:cNvGraphicFramePr>
+            <a:graphic>
+              <a:graphicData uri="http://schemas.openxmlformats.org/drawingml/2006/picture">
+                <pic:pic>
+                  <pic:nvPicPr>
+                    <pic:cNvPr id="0" name="d9_swimlane.png"/>
+                    <pic:cNvPicPr/>
+                  </pic:nvPicPr>
+                  <pic:blipFill>
+                    <a:blip r:embed="rId11"/>
+                    <a:stretch>
+                      <a:fillRect/>
+                    </a:stretch>
+                  </pic:blipFill>
+                  <pic:spPr>
+                    <a:xfrm>
+                      <a:off x="0" y="0"/>
+                      <a:ext cx="6048000" cy="3195170"/>
+                    </a:xfrm>
+                    <a:prstGeom prst="rect"/>
+                  </pic:spPr>
+                </pic:pic>
+              </a:graphicData>
+            </a:graphic>
+          </wp:inline>
+        </w:drawing>
+      </w:r>
+    </w:p>
+    <w:p>
+      <w:pPr>
         <w:pStyle w:val="Heading2"/>
       </w:pPr>
       <w:r>
@@ -3270,7 +3335,7 @@
         <w:drawing>
           <wp:inline xmlns:a="http://schemas.openxmlformats.org/drawingml/2006/main" xmlns:pic="http://schemas.openxmlformats.org/drawingml/2006/picture">
             <wp:extent cx="5976000" cy="2186341"/>
-            <wp:docPr id="3" name="Picture 3"/>
+            <wp:docPr id="4" name="Picture 4"/>
             <wp:cNvGraphicFramePr>
               <a:graphicFrameLocks noChangeAspect="1"/>
             </wp:cNvGraphicFramePr>
@@ -3282,7 +3347,7 @@
                     <pic:cNvPicPr/>
                   </pic:nvPicPr>
                   <pic:blipFill>
-                    <a:blip r:embed="rId11"/>
+                    <a:blip r:embed="rId12"/>
                     <a:stretch>
                       <a:fillRect/>
                     </a:stretch>
@@ -3291,6 +3356,59 @@
                     <a:xfrm>
                       <a:off x="0" y="0"/>
                       <a:ext cx="5976000" cy="2186341"/>
+                    </a:xfrm>
+                    <a:prstGeom prst="rect"/>
+                  </pic:spPr>
+                </pic:pic>
+              </a:graphicData>
+            </a:graphic>
+          </wp:inline>
+        </w:drawing>
+      </w:r>
+    </w:p>
+    <w:p>
+      <w:pPr>
+        <w:spacing w:after="120"/>
+      </w:pPr>
+      <w:r>
+        <w:rPr>
+          <w:rFonts w:ascii="맑은 고딕" w:hAnsi="맑은 고딕" w:eastAsia="맑은 고딕"/>
+          <w:i w:val="0"/>
+          <w:sz w:val="21"/>
+        </w:rPr>
+        <w:t>협의수수료의 신청·승인 흐름을 시스템 관점(스윔레인)으로 보면 다음과 같습니다.</w:t>
+      </w:r>
+    </w:p>
+    <w:p>
+      <w:pPr>
+        <w:spacing w:before="80" w:after="80"/>
+        <w:jc w:val="center"/>
+      </w:pPr>
+      <w:r>
+        <w:drawing>
+          <wp:inline xmlns:a="http://schemas.openxmlformats.org/drawingml/2006/main" xmlns:pic="http://schemas.openxmlformats.org/drawingml/2006/picture">
+            <wp:extent cx="6048000" cy="2903040"/>
+            <wp:docPr id="5" name="Picture 5"/>
+            <wp:cNvGraphicFramePr>
+              <a:graphicFrameLocks noChangeAspect="1"/>
+            </wp:cNvGraphicFramePr>
+            <a:graphic>
+              <a:graphicData uri="http://schemas.openxmlformats.org/drawingml/2006/picture">
+                <pic:pic>
+                  <pic:nvPicPr>
+                    <pic:cNvPr id="0" name="d10_nego_flow.png"/>
+                    <pic:cNvPicPr/>
+                  </pic:nvPicPr>
+                  <pic:blipFill>
+                    <a:blip r:embed="rId13"/>
+                    <a:stretch>
+                      <a:fillRect/>
+                    </a:stretch>
+                  </pic:blipFill>
+                  <pic:spPr>
+                    <a:xfrm>
+                      <a:off x="0" y="0"/>
+                      <a:ext cx="6048000" cy="2903040"/>
                     </a:xfrm>
                     <a:prstGeom prst="rect"/>
                   </pic:spPr>
@@ -3556,7 +3674,7 @@
         <w:drawing>
           <wp:inline xmlns:a="http://schemas.openxmlformats.org/drawingml/2006/main" xmlns:pic="http://schemas.openxmlformats.org/drawingml/2006/picture">
             <wp:extent cx="5976000" cy="3060878"/>
-            <wp:docPr id="4" name="Picture 4"/>
+            <wp:docPr id="6" name="Picture 6"/>
             <wp:cNvGraphicFramePr>
               <a:graphicFrameLocks noChangeAspect="1"/>
             </wp:cNvGraphicFramePr>
@@ -3568,7 +3686,7 @@
                     <pic:cNvPicPr/>
                   </pic:nvPicPr>
                   <pic:blipFill>
-                    <a:blip r:embed="rId12"/>
+                    <a:blip r:embed="rId14"/>
                     <a:stretch>
                       <a:fillRect/>
                     </a:stretch>
@@ -5131,7 +5249,7 @@
         <w:drawing>
           <wp:inline xmlns:a="http://schemas.openxmlformats.org/drawingml/2006/main" xmlns:pic="http://schemas.openxmlformats.org/drawingml/2006/picture">
             <wp:extent cx="5976000" cy="2477854"/>
-            <wp:docPr id="5" name="Picture 5"/>
+            <wp:docPr id="7" name="Picture 7"/>
             <wp:cNvGraphicFramePr>
               <a:graphicFrameLocks noChangeAspect="1"/>
             </wp:cNvGraphicFramePr>
@@ -5143,7 +5261,7 @@
                     <pic:cNvPicPr/>
                   </pic:nvPicPr>
                   <pic:blipFill>
-                    <a:blip r:embed="rId13"/>
+                    <a:blip r:embed="rId15"/>
                     <a:stretch>
                       <a:fillRect/>
                     </a:stretch>
@@ -5844,7 +5962,7 @@
         <w:drawing>
           <wp:inline xmlns:a="http://schemas.openxmlformats.org/drawingml/2006/main" xmlns:pic="http://schemas.openxmlformats.org/drawingml/2006/picture">
             <wp:extent cx="5976000" cy="2501581"/>
-            <wp:docPr id="6" name="Picture 6"/>
+            <wp:docPr id="8" name="Picture 8"/>
             <wp:cNvGraphicFramePr>
               <a:graphicFrameLocks noChangeAspect="1"/>
             </wp:cNvGraphicFramePr>
@@ -5856,7 +5974,7 @@
                     <pic:cNvPicPr/>
                   </pic:nvPicPr>
                   <pic:blipFill>
-                    <a:blip r:embed="rId14"/>
+                    <a:blip r:embed="rId16"/>
                     <a:stretch>
                       <a:fillRect/>
                     </a:stretch>
@@ -6563,7 +6681,7 @@
         <w:drawing>
           <wp:inline xmlns:a="http://schemas.openxmlformats.org/drawingml/2006/main" xmlns:pic="http://schemas.openxmlformats.org/drawingml/2006/picture">
             <wp:extent cx="4860000" cy="2785610"/>
-            <wp:docPr id="7" name="Picture 7"/>
+            <wp:docPr id="9" name="Picture 9"/>
             <wp:cNvGraphicFramePr>
               <a:graphicFrameLocks noChangeAspect="1"/>
             </wp:cNvGraphicFramePr>
@@ -6575,7 +6693,7 @@
                     <pic:cNvPicPr/>
                   </pic:nvPicPr>
                   <pic:blipFill>
-                    <a:blip r:embed="rId15"/>
+                    <a:blip r:embed="rId17"/>
                     <a:stretch>
                       <a:fillRect/>
                     </a:stretch>
@@ -6853,7 +6971,7 @@
         <w:drawing>
           <wp:inline xmlns:a="http://schemas.openxmlformats.org/drawingml/2006/main" xmlns:pic="http://schemas.openxmlformats.org/drawingml/2006/picture">
             <wp:extent cx="4860000" cy="3390698"/>
-            <wp:docPr id="8" name="Picture 8"/>
+            <wp:docPr id="10" name="Picture 10"/>
             <wp:cNvGraphicFramePr>
               <a:graphicFrameLocks noChangeAspect="1"/>
             </wp:cNvGraphicFramePr>
@@ -6865,7 +6983,7 @@
                     <pic:cNvPicPr/>
                   </pic:nvPicPr>
                   <pic:blipFill>
-                    <a:blip r:embed="rId16"/>
+                    <a:blip r:embed="rId18"/>
                     <a:stretch>
                       <a:fillRect/>
                     </a:stretch>
